--- a/assets/cases/Hearthline_Furniture_Demand_Case.docx
+++ b/assets/cases/Hearthline_Furniture_Demand_Case.docx
@@ -6,13 +6,8 @@
       <w:pPr>
         <w:pStyle w:val="CaseTitle"/>
       </w:pPr>
-      <w:proofErr w:type="spellStart"/>
       <w:r>
-        <w:t>Hearthline</w:t>
-      </w:r>
-      <w:proofErr w:type="spellEnd"/>
-      <w:r>
-        <w:t xml:space="preserve"> Home</w:t>
+        <w:t>Hearthline Home</w:t>
       </w:r>
     </w:p>
     <w:p>
@@ -89,34 +84,19 @@
     </w:p>
     <w:p>
       <w:r>
-        <w:t xml:space="preserve">At 8:10 on Monday morning, Elena Marquez, chief commercial officer of </w:t>
+        <w:t>At 8:10 on Monday morning, Elena Marquez, chief commercial officer of Hearthline</w:t>
       </w:r>
-      <w:proofErr w:type="spellStart"/>
+      <w:r>
+        <w:t xml:space="preserve"> Home, watched the company’s weekend sales dashboard refresh for the third time. Website traffic had risen 24 percent after a paid social campaign, but completed purchases had increased only 5 percent. In stores, the new Solace modular sectional was selling faster than expected in two metropolitan markets and barely moving elsewhere. Meanwhile, the company held nearly four months of inventory in a traditional dining collection that had been forecast as a seasonal winner.</w:t>
+      </w:r>
+    </w:p>
+    <w:p>
+      <w:pPr>
+        <w:pStyle w:val="BodyText"/>
+      </w:pPr>
       <w:r>
         <w:t>Hearthline</w:t>
       </w:r>
-      <w:proofErr w:type="spellEnd"/>
-      <w:r>
-        <w:t xml:space="preserve"> Home, watched the company’s weekend sales dashboard refresh for the third time. Website traffic had risen 24 percent after a paid social campaign, but completed purchases had increased only 5 percent. In stores, the new Solace modular sectional was selling faster than expected in two metropolitan markets and barely </w:t>
-      </w:r>
-      <w:proofErr w:type="gramStart"/>
-      <w:r>
-        <w:t>moving</w:t>
-      </w:r>
-      <w:proofErr w:type="gramEnd"/>
-      <w:r>
-        <w:t xml:space="preserve"> elsewhere. Meanwhile, the company held nearly four months of inventory in a traditional dining collection that had been forecast as a seasonal winner.</w:t>
-      </w:r>
-    </w:p>
-    <w:p>
-      <w:pPr>
-        <w:pStyle w:val="BodyText"/>
-      </w:pPr>
-      <w:proofErr w:type="spellStart"/>
-      <w:r>
-        <w:t>Hearthline</w:t>
-      </w:r>
-      <w:proofErr w:type="spellEnd"/>
       <w:r>
         <w:t xml:space="preserve"> operated 31 stores and an e-commerce site across eight Midwestern and Mid-Atlantic states. It sold sofas, bedroom sets, dining furniture, home-office pieces, and accessories. Most upholstered products were assembled domestically from imported frames and fabrics; case goods arrived primarily from Asia and Europe. Standard replenishment took 10 to 18 weeks, and special orders could take longer.</w:t>
       </w:r>
@@ -150,7 +130,10 @@
         <w:pStyle w:val="BodyText"/>
       </w:pPr>
       <w:r>
-        <w:t>The national picture gave Hearthline little comfort. U.S. Census data indicated that furniture and home-furnishings store sales in December 2025 were 5.5 percent below December 2024. New single-family home sales totaled an estimated 679,000 units in 2025, slightly below 2024. At the same time, e-commerce continued to account for a substantial and growing share of retail activity, with first-quarter 2026 U.S. e-commerce sales estimated at $326.7 billion. These statistics suggested a large market, but not a predictable one.</w:t>
+        <w:t>The national picture gave Hearthline little comfort. U.S. Census data indicated that furniture and home-furnishings store sales in December 2025 were 5.5 percent below December 2024. New single-family home sales totaled an estimated 679,000 units in 2025, slightly below 2024. At the same time, e-commerce continued to account for a substantial and growing share of retail activity, with first-quarter 2026 U.S. e-commerce sales estimated at $326.7 billion. These statistics suggested a large market, but not a p</w:t>
+      </w:r>
+      <w:r>
+        <w:t>redictable one.</w:t>
       </w:r>
     </w:p>
     <w:p>
@@ -659,7 +642,10 @@
         <w:pStyle w:val="BodyText"/>
       </w:pPr>
       <w:r>
-        <w:t>The finance team argued that Hearthline was buying traffic rather than profitable demand. Digital advertising expense had increased, yet conversion had declined. The merchandising team countered that the problem was not traffic but availability: customers who clicked on popular configurations often encountered delivery estimates of 10 to 14 weeks. Store managers offered another explanation—customers wanted to see and feel major purchases, but staffing reductions had left too few experienced sales associates on weekends.</w:t>
+        <w:t>The finance team argued that Hearthline was buying traffic rather than profitable demand. Digital advertising expense had increased, yet conversion had declined. The merchandising team countered that the problem was not traffic but availability: customers who clicked on popular configurations often encountered delivery estimates of 10 to 14 weeks. Store managers offered another explanation—customers wanted to see and feel major purchases, but staffing reductions had left too few experienced sales associates</w:t>
+      </w:r>
+      <w:r>
+        <w:t xml:space="preserve"> on weekends.</w:t>
       </w:r>
     </w:p>
     <w:p>
@@ -1642,7 +1628,6 @@
         <w:pStyle w:val="Heading2"/>
       </w:pPr>
       <w:r>
-        <w:lastRenderedPageBreak/>
         <w:t>Exhibit 4. August Digital Funnel</w:t>
       </w:r>
     </w:p>
@@ -2086,7 +2071,6 @@
         <w:pStyle w:val="Heading1"/>
       </w:pPr>
       <w:r>
-        <w:lastRenderedPageBreak/>
         <w:t>The Decision Before the Holiday Season</w:t>
       </w:r>
     </w:p>
@@ -2558,7 +2542,95 @@
         <w:pStyle w:val="Heading1"/>
       </w:pPr>
       <w:r>
-        <w:t>Framing questions</w:t>
+        <w:t>Discussion Questions</w:t>
+      </w:r>
+    </w:p>
+    <w:p>
+      <w:pPr>
+        <w:pStyle w:val="BodyText"/>
+      </w:pPr>
+      <w:r>
+        <w:t>1. What is the central business problem facing Marquez? Which symptoms may be consequences rather than causes?</w:t>
+      </w:r>
+    </w:p>
+    <w:p>
+      <w:pPr>
+        <w:pStyle w:val="BodyText"/>
+      </w:pPr>
+      <w:r>
+        <w:t>2. How should Hearthline decide which products to feature when the most popular products may be supply constrained?</w:t>
+      </w:r>
+    </w:p>
+    <w:p>
+      <w:pPr>
+        <w:pStyle w:val="BodyText"/>
+      </w:pPr>
+      <w:r>
+        <w:t>3. Should the room-package discount be launched nationally, tested regionally, redesigned, or rejected?</w:t>
+      </w:r>
+    </w:p>
+    <w:p>
+      <w:pPr>
+        <w:pStyle w:val="BodyText"/>
+      </w:pPr>
+      <w:r>
+        <w:t>4. How should the company allocate the $6.8 million across media, discounts, website experiments, research, and store staffing?</w:t>
+      </w:r>
+    </w:p>
+    <w:p>
+      <w:pPr>
+        <w:pStyle w:val="BodyText"/>
+      </w:pPr>
+      <w:r>
+        <w:t>5. What evidence would distinguish an advertising problem from a pricing, assortment, delivery, or staffing problem?</w:t>
+      </w:r>
+    </w:p>
+    <w:p>
+      <w:pPr>
+        <w:pStyle w:val="BodyText"/>
+      </w:pPr>
+      <w:r>
+        <w:t>6. Which customer behaviors should Hearthline attempt to influence, and which may be too costly or unpredictable to manage?</w:t>
+      </w:r>
+    </w:p>
+    <w:p>
+      <w:pPr>
+        <w:pStyle w:val="BodyText"/>
+      </w:pPr>
+      <w:r>
+        <w:t>7. How should online and store activity be evaluated when customers move between channels?</w:t>
+      </w:r>
+    </w:p>
+    <w:p>
+      <w:pPr>
+        <w:pStyle w:val="BodyText"/>
+      </w:pPr>
+      <w:r>
+        <w:t>8. What experiments would produce the most useful information before the holiday season ends?</w:t>
+      </w:r>
+    </w:p>
+    <w:p>
+      <w:pPr>
+        <w:pStyle w:val="BodyText"/>
+      </w:pPr>
+      <w:r>
+        <w:t>9. What operating triggers should cause management to alter pricing, advertising, assortment, or staffing during the campaign?</w:t>
+      </w:r>
+    </w:p>
+    <w:p>
+      <w:pPr>
+        <w:pStyle w:val="BodyText"/>
+      </w:pPr>
+      <w:r>
+        <w:t>10. What would constitute a successful outcome if sales, margin, inventory, service, and learning point in different directions?</w:t>
+      </w:r>
+    </w:p>
+    <w:p>
+      <w:pPr>
+        <w:pStyle w:val="Heading1"/>
+      </w:pPr>
+      <w:r>
+        <w:t>Decision Framing Questions</w:t>
       </w:r>
     </w:p>
     <w:p>
@@ -2570,15 +2642,7 @@
         </w:numPr>
       </w:pPr>
       <w:r>
-        <w:t xml:space="preserve">Identify the different metrics that can be used to evaluate every aspect of the performance of the system?  Organize these into a pyramid to indicate </w:t>
-      </w:r>
-      <w:proofErr w:type="gramStart"/>
-      <w:r>
-        <w:t>the relative</w:t>
-      </w:r>
-      <w:proofErr w:type="gramEnd"/>
-      <w:r>
-        <w:t xml:space="preserve"> importance, following the style given here.</w:t>
+        <w:t>Identify the different metrics that can be used to evaluate every aspect of the performance of the system?  Organize these into a pyramid to indicate the relative importance, following the style given here.</w:t>
       </w:r>
     </w:p>
     <w:p>
@@ -2624,7 +2688,6 @@
         </w:numPr>
       </w:pPr>
       <w:r>
-        <w:lastRenderedPageBreak/>
         <w:t xml:space="preserve">Use the </w:t>
       </w:r>
       <w:hyperlink r:id="rId10" w:history="1">
@@ -2743,103 +2806,7 @@
         </w:numPr>
       </w:pPr>
       <w:r>
-        <w:t xml:space="preserve">Using the same </w:t>
-      </w:r>
-      <w:proofErr w:type="gramStart"/>
-      <w:r>
-        <w:t>decision</w:t>
-      </w:r>
-      <w:proofErr w:type="gramEnd"/>
-      <w:r>
-        <w:t xml:space="preserve"> you identified in (6), identify the people, departments, groups or organizations that you would need to work with to implement the decision?</w:t>
-      </w:r>
-    </w:p>
-    <w:p>
-      <w:pPr>
-        <w:pStyle w:val="Heading1"/>
-      </w:pPr>
-      <w:r>
-        <w:t>Discussion Questions</w:t>
-      </w:r>
-    </w:p>
-    <w:p>
-      <w:pPr>
-        <w:pStyle w:val="BodyText"/>
-      </w:pPr>
-      <w:r>
-        <w:t>1. What is the central business problem facing Marquez? Which symptoms may be consequences rather than causes?</w:t>
-      </w:r>
-    </w:p>
-    <w:p>
-      <w:pPr>
-        <w:pStyle w:val="BodyText"/>
-      </w:pPr>
-      <w:r>
-        <w:t>2. How should Hearthline decide which products to feature when the most popular products may be supply constrained?</w:t>
-      </w:r>
-    </w:p>
-    <w:p>
-      <w:pPr>
-        <w:pStyle w:val="BodyText"/>
-      </w:pPr>
-      <w:r>
-        <w:t>3. Should the room-package discount be launched nationally, tested regionally, redesigned, or rejected?</w:t>
-      </w:r>
-    </w:p>
-    <w:p>
-      <w:pPr>
-        <w:pStyle w:val="BodyText"/>
-      </w:pPr>
-      <w:r>
-        <w:t>4. How should the company allocate the $6.8 million across media, discounts, website experiments, research, and store staffing?</w:t>
-      </w:r>
-    </w:p>
-    <w:p>
-      <w:pPr>
-        <w:pStyle w:val="BodyText"/>
-      </w:pPr>
-      <w:r>
-        <w:t>5. What evidence would distinguish an advertising problem from a pricing, assortment, delivery, or staffing problem?</w:t>
-      </w:r>
-    </w:p>
-    <w:p>
-      <w:pPr>
-        <w:pStyle w:val="BodyText"/>
-      </w:pPr>
-      <w:r>
-        <w:t>6. Which customer behaviors should Hearthline attempt to influence, and which may be too costly or unpredictable to manage?</w:t>
-      </w:r>
-    </w:p>
-    <w:p>
-      <w:pPr>
-        <w:pStyle w:val="BodyText"/>
-      </w:pPr>
-      <w:r>
-        <w:t>7. How should online and store activity be evaluated when customers move between channels?</w:t>
-      </w:r>
-    </w:p>
-    <w:p>
-      <w:pPr>
-        <w:pStyle w:val="BodyText"/>
-      </w:pPr>
-      <w:r>
-        <w:t>8. What experiments would produce the most useful information before the holiday season ends?</w:t>
-      </w:r>
-    </w:p>
-    <w:p>
-      <w:pPr>
-        <w:pStyle w:val="BodyText"/>
-      </w:pPr>
-      <w:r>
-        <w:t>9. What operating triggers should cause management to alter pricing, advertising, assortment, or staffing during the campaign?</w:t>
-      </w:r>
-    </w:p>
-    <w:p>
-      <w:pPr>
-        <w:pStyle w:val="BodyText"/>
-      </w:pPr>
-      <w:r>
-        <w:t>10. What would constitute a successful outcome if sales, margin, inventory, service, and learning point in different directions?</w:t>
+        <w:t>Using the same decision you identified in (6), identify the people, departments, groups or organizations that you would need to work with to implement the decision?</w:t>
       </w:r>
     </w:p>
     <w:p>
@@ -2863,7 +2830,10 @@
         <w:pStyle w:val="BodyText"/>
       </w:pPr>
       <w:r>
-        <w:t>Public data used to motivate the setting: U.S. Census Bureau, Monthly State Retail Sales, December 2025 (furniture and home-furnishings store sales down 5.5 percent from December 2024); U.S. Census Bureau and U.S. Department of Housing and Urban Development, New Residential Sales, December 2025 (approximately 679,000 new single-family homes sold in 2025); and U.S. Census Bureau, Quarterly Retail E-Commerce Sales, First Quarter 2026 ($326.7 billion in estimated e-commerce sales). All Hearthline financial, operating, marketing, and customer data are fictional.</w:t>
+        <w:t>Public data used to motivate the setting: U.S. Census Bureau, Monthly State Retail Sales, December 2025 (furniture and home-furnishings store sales down 5.5 percent from December 2024); U.S. Census Bureau and U.S. Department of Housing and Urban Development, New Residential Sales, December 2025 (approximately 679,000 new single-family homes sold in 2025); and U.S. Census Bureau, Quarterly Retail E-Commerce Sales, First Quarter 2026 ($326.7 billion in estimated e-commerce sales). All Hearthline financial, op</w:t>
+      </w:r>
+      <w:r>
+        <w:t>erating, marketing, and customer data are fictional.</w:t>
       </w:r>
     </w:p>
     <w:p>
@@ -2871,7 +2841,6 @@
         <w:pStyle w:val="Heading1"/>
       </w:pPr>
       <w:r>
-        <w:lastRenderedPageBreak/>
         <w:t>ChatGPT notes</w:t>
       </w:r>
     </w:p>
@@ -2885,15 +2854,7 @@
     </w:p>
     <w:p>
       <w:r>
-        <w:t xml:space="preserve">Write a </w:t>
-      </w:r>
-      <w:proofErr w:type="gramStart"/>
-      <w:r>
-        <w:t>4-6 page</w:t>
-      </w:r>
-      <w:proofErr w:type="gramEnd"/>
-      <w:r>
-        <w:t xml:space="preserve"> case study based on the material in the section at https://warrenpowell.org/bridging-vol1/chapter-2/#demandmanagementfurniture. Create a context based on the metrics, decisions and uncertainties in the section, but without explicitly calling attention to them. motivate your case problem with data.</w:t>
+        <w:t>Write a 4-6 page case study based on the material in the section at https://warrenpowell.org/bridging-vol1/chapter-2/#demandmanagementfurniture. Create a context based on the metrics, decisions and uncertainties in the section, but without explicitly calling attention to them. motivate your case problem with data.</w:t>
       </w:r>
     </w:p>
     <w:p>
@@ -2906,15 +2867,7 @@
     </w:p>
     <w:p>
       <w:r>
-        <w:t xml:space="preserve">The case follows the furniture demand-management section’s conceptual structure without explicitly labeling its underlying categories. It </w:t>
-      </w:r>
-      <w:proofErr w:type="gramStart"/>
-      <w:r>
-        <w:t>places</w:t>
-      </w:r>
-      <w:proofErr w:type="gramEnd"/>
-      <w:r>
-        <w:t xml:space="preserve"> a fictional regional furniture retailer in the months before the holiday season, facing decisions involving:</w:t>
+        <w:t>The case follows the furniture demand-management section’s conceptual structure without explicitly labeling its underlying categories. It places a fictional regional furniture retailer in the months before the holiday season, facing decisions involving:</w:t>
       </w:r>
     </w:p>
     <w:p>

--- a/assets/cases/Hearthline_Furniture_Demand_Case.docx
+++ b/assets/cases/Hearthline_Furniture_Demand_Case.docx
@@ -2642,7 +2642,7 @@
         </w:numPr>
       </w:pPr>
       <w:r>
-        <w:t>Identify the different metrics that can be used to evaluate every aspect of the performance of the system?  Organize these into a pyramid to indicate the relative importance, following the style given here.</w:t>
+        <w:t xml:space="preserve">Identify and describe the responsibilities of the decision maker. This should set the scope of the problem.</w:t>
       </w:r>
     </w:p>
     <w:p>
@@ -2654,29 +2654,18 @@
         </w:numPr>
       </w:pPr>
       <w:r>
-        <w:t xml:space="preserve">What are the types of decisions? Use the </w:t>
+        <w:t xml:space="preserve">Use the </w:t>
       </w:r>
-      <w:hyperlink r:id="rId8" w:anchor="types-of-decision-settings" w:history="1">
+      <w:hyperlink r:id="rId16">
         <w:r>
           <w:rPr>
             <w:rStyle w:val="Hyperlink"/>
           </w:rPr>
-          <w:t>list of decision types here as a guide</w:t>
+          <w:t xml:space="preserve">metrics pyramid tool</w:t>
         </w:r>
       </w:hyperlink>
       <w:r>
-        <w:t xml:space="preserve">, illustrated by the </w:t>
-      </w:r>
-      <w:hyperlink r:id="rId9" w:anchor="from-apps-to-types" w:history="1">
-        <w:r>
-          <w:rPr>
-            <w:rStyle w:val="Hyperlink"/>
-          </w:rPr>
-          <w:t>applications here</w:t>
-        </w:r>
-      </w:hyperlink>
-      <w:r>
-        <w:t xml:space="preserve">.  </w:t>
+        <w:t xml:space="preserve"> to identify and prioritize the different performance metrics. Click on the oval holding the metric to identify whether it is a metric to be maximized (green), minimized (red), a target that is a floor (light green) or a ceiling (light red), or finally a target (purple).</w:t>
       </w:r>
     </w:p>
     <w:p>
@@ -2690,16 +2679,27 @@
       <w:r>
         <w:t xml:space="preserve">Use the </w:t>
       </w:r>
-      <w:hyperlink r:id="rId10" w:history="1">
+      <w:hyperlink r:id="rId17">
         <w:r>
           <w:rPr>
             <w:rStyle w:val="Hyperlink"/>
           </w:rPr>
-          <w:t>interactive framing matrix here</w:t>
+          <w:t xml:space="preserve">decision prioritization tool</w:t>
         </w:r>
       </w:hyperlink>
       <w:r>
-        <w:t xml:space="preserve"> to fill out the performance metrics along the top (from most to least important) followed by the list of decisions (in any order).  Use your judgment to assess whether the impact of each decision on each metric is H (high impact), M (medium), L (low) or N (none).  Finally, use the resulting matrix to rank the decisions in terms of their impact on the most important metrics.</w:t>
+        <w:t xml:space="preserve"> to first list the different types of decisions (use the </w:t>
+      </w:r>
+      <w:hyperlink r:id="rId18">
+        <w:r>
+          <w:rPr>
+            <w:rStyle w:val="Hyperlink"/>
+          </w:rPr>
+          <w:t xml:space="preserve">types of decisions</w:t>
+        </w:r>
+      </w:hyperlink>
+      <w:r>
+        <w:t xml:space="preserve"> as a guide). These will then populate the rows of the matrix to the right, where the columns are the performance metrics sorted left to right by the priority in the pyramid above. Click on each cell to indicate if the impact of the decision on each metric is high (red), medium (orange), low (yellow) or none (white).</w:t>
       </w:r>
     </w:p>
     <w:p>
@@ -2711,18 +2711,7 @@
         </w:numPr>
       </w:pPr>
       <w:r>
-        <w:t xml:space="preserve">What are the different sources of uncertainty?  Use the </w:t>
-      </w:r>
-      <w:hyperlink r:id="rId11" w:anchor="categories" w:history="1">
-        <w:r>
-          <w:rPr>
-            <w:rStyle w:val="Hyperlink"/>
-          </w:rPr>
-          <w:t>12 categories of uncertainty here as a guide</w:t>
-        </w:r>
-      </w:hyperlink>
-      <w:r>
-        <w:t>.</w:t>
+        <w:t xml:space="preserve">You can grab the handle (three bars) farthest to the left on each row to move it up or down. Sort the rows so that the decisions with the greatest impact on the most important metrics are toward the top. The cells in the upper left-hand corner should have the greatest concentration of red and orange cells. At this point identify the decisions that should receive the most attention in your study. If you do not have any decisions with a medium or high impact on the most important metrics, revisit your list of decisions.</w:t>
       </w:r>
     </w:p>
     <w:p>
@@ -2734,7 +2723,41 @@
         </w:numPr>
       </w:pPr>
       <w:r>
-        <w:t>Repeat the exercise in (3), but this time using uncertainties instead of decisions.</w:t>
+        <w:t xml:space="preserve">Repeat the process to list and prioritize the uncertainties using the </w:t>
+      </w:r>
+      <w:hyperlink r:id="rId19">
+        <w:r>
+          <w:rPr>
+            <w:rStyle w:val="Hyperlink"/>
+          </w:rPr>
+          <w:t xml:space="preserve">uncertainty prioritization tool</w:t>
+        </w:r>
+      </w:hyperlink>
+      <w:r>
+        <w:t xml:space="preserve">. Use the </w:t>
+      </w:r>
+      <w:hyperlink r:id="rId20">
+        <w:r>
+          <w:rPr>
+            <w:rStyle w:val="Hyperlink"/>
+          </w:rPr>
+          <w:t xml:space="preserve">categories of uncertainty</w:t>
+        </w:r>
+      </w:hyperlink>
+      <w:r>
+        <w:t xml:space="preserve"> to help you identify these.</w:t>
+      </w:r>
+    </w:p>
+    <w:p>
+      <w:pPr>
+        <w:pStyle w:val="ListParagraph"/>
+        <w:numPr>
+          <w:ilvl w:val="0"/>
+          <w:numId w:val="11"/>
+        </w:numPr>
+      </w:pPr>
+      <w:r>
+        <w:t xml:space="preserve">It is important to differentiate uncertainties that can be evaluated on average, or as risk events:</w:t>
       </w:r>
     </w:p>
     <w:p>
@@ -2746,7 +2769,7 @@
         </w:numPr>
       </w:pPr>
       <w:r>
-        <w:t>Which sources of uncertainty would be captured using average performance over time?</w:t>
+        <w:t xml:space="preserve">Which sources of uncertainty would be captured using average performance over time?</w:t>
       </w:r>
     </w:p>
     <w:p>
@@ -2758,7 +2781,7 @@
         </w:numPr>
       </w:pPr>
       <w:r>
-        <w:t>Which sources of uncertainty represent forms of risk that are not properly captured using averages?</w:t>
+        <w:t xml:space="preserve">Which sources of uncertainty represent forms of risk that are not properly captured using averages?</w:t>
       </w:r>
     </w:p>
     <w:p>
@@ -2770,7 +2793,7 @@
         </w:numPr>
       </w:pPr>
       <w:r>
-        <w:t xml:space="preserve">Choose the single decision that seems to have the highest impact on the most important metric.  </w:t>
+        <w:t xml:space="preserve">Choose the single decision that seems to have the highest impact on the most important metric.</w:t>
       </w:r>
     </w:p>
     <w:p>
@@ -2782,7 +2805,7 @@
         </w:numPr>
       </w:pPr>
       <w:r>
-        <w:t>What approach do you think you would use to make this decision?</w:t>
+        <w:t xml:space="preserve">What approach do you think you would use to make this decision?</w:t>
       </w:r>
     </w:p>
     <w:p>
@@ -2794,7 +2817,7 @@
         </w:numPr>
       </w:pPr>
       <w:r>
-        <w:t>What data appears to be necessary to make this decision, including the calculation of any performance metrics where the decision would have a high or medium impact.</w:t>
+        <w:t xml:space="preserve">What data appears to be necessary to make this decision, including the calculation of any performance metrics where the decision would have a high or medium impact.</w:t>
       </w:r>
     </w:p>
     <w:p>
@@ -2806,7 +2829,7 @@
         </w:numPr>
       </w:pPr>
       <w:r>
-        <w:t>Using the same decision you identified in (6), identify the people, departments, groups or organizations that you would need to work with to implement the decision?</w:t>
+        <w:t xml:space="preserve">Using the same decision you identified in (7), identify the people, departments, groups or organizations that you would need to work with to implement the decision.</w:t>
       </w:r>
     </w:p>
     <w:p>
